--- a/zht/docx/18.content.docx
+++ b/zht/docx/18.content.docx
@@ -19,7 +19,7 @@
         <w:rPr>
           <w:lang w:val="zh_TW" w:bidi="zh_TW"/>
         </w:rPr>
-        <w:t>Resource: 研讀筆記 - 書籍簡介 (Tyndale)</w:t>
+        <w:t>Resource: Tyndale Open Study Notes</w:t>
       </w:r>
       <w:r>
         <w:rPr>
@@ -112,7 +112,7 @@
         <w:rPr>
           <w:lang w:val="zh_TW" w:bidi="zh_TW"/>
         </w:rPr>
-        <w:t>研讀筆記 - 書籍簡介 (Tyndale)</w:t>
+        <w:t>Tyndale Open Study Notes</w:t>
       </w:r>
     </w:p>
     <w:p>

--- a/zht/docx/18.content.docx
+++ b/zht/docx/18.content.docx
@@ -19,7 +19,7 @@
         <w:rPr>
           <w:lang w:val="zh_TW" w:bidi="zh_TW"/>
         </w:rPr>
-        <w:t>Resource: Tyndale Open Study Notes</w:t>
+        <w:t>Resource: Aquifer Open Study Notes (Book Intros)</w:t>
       </w:r>
       <w:r>
         <w:rPr>
@@ -112,7 +112,7 @@
         <w:rPr>
           <w:lang w:val="zh_TW" w:bidi="zh_TW"/>
         </w:rPr>
-        <w:t>Tyndale Open Study Notes</w:t>
+        <w:t>Aquifer Open Study Notes (Book Intros)</w:t>
       </w:r>
     </w:p>
     <w:p>

--- a/zht/docx/18.content.docx
+++ b/zht/docx/18.content.docx
@@ -271,276 +271,162 @@
         </w:rPr>
         <w:t>約伯記是發生於族長時代早期，在以色列正式成為一個國家之前。約伯的財富，如同亞伯拉罕一樣，是以牲畜和奴隸為主（</w:t>
       </w:r>
-      <w:hyperlink r:id="rId13">
-        <w:r>
-          <w:rPr>
-            <w:lang w:val="zh_TW" w:bidi="zh_TW"/>
-          </w:rPr>
-          <w:rPr>
-            <w:color w:val="0000EE"/>
-            <w:u w:val="single"/>
-          </w:rPr>
-          <w:t>1:3，</w:t>
-        </w:r>
-      </w:hyperlink>
-      <w:hyperlink r:id="rId14">
-        <w:r>
-          <w:rPr>
-            <w:lang w:val="zh_TW" w:bidi="zh_TW"/>
-          </w:rPr>
-          <w:rPr>
-            <w:color w:val="0000EE"/>
-            <w:u w:val="single"/>
-          </w:rPr>
-          <w:t>42:12</w:t>
-        </w:r>
-      </w:hyperlink>
+      <w:r>
+        <w:rPr>
+          <w:lang w:val="zh_TW" w:bidi="zh_TW"/>
+        </w:rPr>
+        <w:t>1:3，</w:t>
+      </w:r>
+      <w:r>
+        <w:rPr>
+          <w:lang w:val="zh_TW" w:bidi="zh_TW"/>
+        </w:rPr>
+        <w:t>42:12</w:t>
+      </w:r>
       <w:r>
         <w:rPr>
           <w:lang w:val="zh_TW" w:bidi="zh_TW"/>
         </w:rPr>
         <w:t>；見</w:t>
       </w:r>
-      <w:hyperlink r:id="rId15">
-        <w:r>
-          <w:rPr>
-            <w:lang w:val="zh_TW" w:bidi="zh_TW"/>
-          </w:rPr>
-          <w:rPr>
-            <w:color w:val="0000EE"/>
-            <w:u w:val="single"/>
-          </w:rPr>
-          <w:t>創12:16，</w:t>
-        </w:r>
-      </w:hyperlink>
-      <w:hyperlink r:id="rId16">
-        <w:r>
-          <w:rPr>
-            <w:lang w:val="zh_TW" w:bidi="zh_TW"/>
-          </w:rPr>
-          <w:rPr>
-            <w:color w:val="0000EE"/>
-            <w:u w:val="single"/>
-          </w:rPr>
-          <w:t>32:5</w:t>
-        </w:r>
-      </w:hyperlink>
+      <w:r>
+        <w:rPr>
+          <w:lang w:val="zh_TW" w:bidi="zh_TW"/>
+        </w:rPr>
+        <w:t>創12:16，</w:t>
+      </w:r>
+      <w:r>
+        <w:rPr>
+          <w:lang w:val="zh_TW" w:bidi="zh_TW"/>
+        </w:rPr>
+        <w:t>32:5</w:t>
+      </w:r>
       <w:r>
         <w:rPr>
           <w:lang w:val="zh_TW" w:bidi="zh_TW"/>
         </w:rPr>
         <w:t>）。他是家族的祭司，這在摩西律法之前是常見的做法（</w:t>
       </w:r>
-      <w:hyperlink r:id="rId17">
-        <w:r>
-          <w:rPr>
-            <w:lang w:val="zh_TW" w:bidi="zh_TW"/>
-          </w:rPr>
-          <w:rPr>
-            <w:color w:val="0000EE"/>
-            <w:u w:val="single"/>
-          </w:rPr>
-          <w:t>1:5，</w:t>
-        </w:r>
-      </w:hyperlink>
-      <w:hyperlink r:id="rId18">
-        <w:r>
-          <w:rPr>
-            <w:lang w:val="zh_TW" w:bidi="zh_TW"/>
-          </w:rPr>
-          <w:rPr>
-            <w:color w:val="0000EE"/>
-            <w:u w:val="single"/>
-          </w:rPr>
-          <w:t>42:8</w:t>
-        </w:r>
-      </w:hyperlink>
+      <w:r>
+        <w:rPr>
+          <w:lang w:val="zh_TW" w:bidi="zh_TW"/>
+        </w:rPr>
+        <w:t>1:5，</w:t>
+      </w:r>
+      <w:r>
+        <w:rPr>
+          <w:lang w:val="zh_TW" w:bidi="zh_TW"/>
+        </w:rPr>
+        <w:t>42:8</w:t>
+      </w:r>
       <w:r>
         <w:rPr>
           <w:lang w:val="zh_TW" w:bidi="zh_TW"/>
         </w:rPr>
         <w:t>；見</w:t>
       </w:r>
-      <w:hyperlink r:id="rId19">
-        <w:r>
-          <w:rPr>
-            <w:lang w:val="zh_TW" w:bidi="zh_TW"/>
-          </w:rPr>
-          <w:rPr>
-            <w:color w:val="0000EE"/>
-            <w:u w:val="single"/>
-          </w:rPr>
-          <w:t>創4:4，</w:t>
-        </w:r>
-      </w:hyperlink>
-      <w:hyperlink r:id="rId20">
-        <w:r>
-          <w:rPr>
-            <w:lang w:val="zh_TW" w:bidi="zh_TW"/>
-          </w:rPr>
-          <w:rPr>
-            <w:color w:val="0000EE"/>
-            <w:u w:val="single"/>
-          </w:rPr>
-          <w:t>8:20，</w:t>
-        </w:r>
-      </w:hyperlink>
-      <w:hyperlink r:id="rId21">
-        <w:r>
-          <w:rPr>
-            <w:lang w:val="zh_TW" w:bidi="zh_TW"/>
-          </w:rPr>
-          <w:rPr>
-            <w:color w:val="0000EE"/>
-            <w:u w:val="single"/>
-          </w:rPr>
-          <w:t>12:7–8，</w:t>
-        </w:r>
-      </w:hyperlink>
-      <w:hyperlink r:id="rId22">
-        <w:r>
-          <w:rPr>
-            <w:lang w:val="zh_TW" w:bidi="zh_TW"/>
-          </w:rPr>
-          <w:rPr>
-            <w:color w:val="0000EE"/>
-            <w:u w:val="single"/>
-          </w:rPr>
-          <w:t>13:18，</w:t>
-        </w:r>
-      </w:hyperlink>
-      <w:hyperlink r:id="rId23">
-        <w:r>
-          <w:rPr>
-            <w:lang w:val="zh_TW" w:bidi="zh_TW"/>
-          </w:rPr>
-          <w:rPr>
-            <w:color w:val="0000EE"/>
-            <w:u w:val="single"/>
-          </w:rPr>
-          <w:t>15:9–10，</w:t>
-        </w:r>
-      </w:hyperlink>
-      <w:hyperlink r:id="rId24">
-        <w:r>
-          <w:rPr>
-            <w:lang w:val="zh_TW" w:bidi="zh_TW"/>
-          </w:rPr>
-          <w:rPr>
-            <w:color w:val="0000EE"/>
-            <w:u w:val="single"/>
-          </w:rPr>
-          <w:t>26:25，</w:t>
-        </w:r>
-      </w:hyperlink>
-      <w:hyperlink r:id="rId25">
-        <w:r>
-          <w:rPr>
-            <w:lang w:val="zh_TW" w:bidi="zh_TW"/>
-          </w:rPr>
-          <w:rPr>
-            <w:color w:val="0000EE"/>
-            <w:u w:val="single"/>
-          </w:rPr>
-          <w:t>33:20，</w:t>
-        </w:r>
-      </w:hyperlink>
-      <w:hyperlink r:id="rId26">
-        <w:r>
-          <w:rPr>
-            <w:lang w:val="zh_TW" w:bidi="zh_TW"/>
-          </w:rPr>
-          <w:rPr>
-            <w:color w:val="0000EE"/>
-            <w:u w:val="single"/>
-          </w:rPr>
-          <w:t>35:1–6，</w:t>
-        </w:r>
-      </w:hyperlink>
-      <w:hyperlink r:id="rId27">
-        <w:r>
-          <w:rPr>
-            <w:lang w:val="zh_TW" w:bidi="zh_TW"/>
-          </w:rPr>
-          <w:rPr>
-            <w:color w:val="0000EE"/>
-            <w:u w:val="single"/>
-          </w:rPr>
-          <w:t>46:1</w:t>
-        </w:r>
-      </w:hyperlink>
+      <w:r>
+        <w:rPr>
+          <w:lang w:val="zh_TW" w:bidi="zh_TW"/>
+        </w:rPr>
+        <w:t>創4:4，</w:t>
+      </w:r>
+      <w:r>
+        <w:rPr>
+          <w:lang w:val="zh_TW" w:bidi="zh_TW"/>
+        </w:rPr>
+        <w:t>8:20，</w:t>
+      </w:r>
+      <w:r>
+        <w:rPr>
+          <w:lang w:val="zh_TW" w:bidi="zh_TW"/>
+        </w:rPr>
+        <w:t>12:7–8，</w:t>
+      </w:r>
+      <w:r>
+        <w:rPr>
+          <w:lang w:val="zh_TW" w:bidi="zh_TW"/>
+        </w:rPr>
+        <w:t>13:18，</w:t>
+      </w:r>
+      <w:r>
+        <w:rPr>
+          <w:lang w:val="zh_TW" w:bidi="zh_TW"/>
+        </w:rPr>
+        <w:t>15:9–10，</w:t>
+      </w:r>
+      <w:r>
+        <w:rPr>
+          <w:lang w:val="zh_TW" w:bidi="zh_TW"/>
+        </w:rPr>
+        <w:t>26:25，</w:t>
+      </w:r>
+      <w:r>
+        <w:rPr>
+          <w:lang w:val="zh_TW" w:bidi="zh_TW"/>
+        </w:rPr>
+        <w:t>33:20，</w:t>
+      </w:r>
+      <w:r>
+        <w:rPr>
+          <w:lang w:val="zh_TW" w:bidi="zh_TW"/>
+        </w:rPr>
+        <w:t>35:1–6，</w:t>
+      </w:r>
+      <w:r>
+        <w:rPr>
+          <w:lang w:val="zh_TW" w:bidi="zh_TW"/>
+        </w:rPr>
+        <w:t>46:1</w:t>
+      </w:r>
       <w:r>
         <w:rPr>
           <w:lang w:val="zh_TW" w:bidi="zh_TW"/>
         </w:rPr>
         <w:t>）。在約伯的時代，示巴人和迦勒底人是四處遊蕩的掠奪者（</w:t>
       </w:r>
-      <w:hyperlink r:id="rId28">
-        <w:r>
-          <w:rPr>
-            <w:lang w:val="zh_TW" w:bidi="zh_TW"/>
-          </w:rPr>
-          <w:rPr>
-            <w:color w:val="0000EE"/>
-            <w:u w:val="single"/>
-          </w:rPr>
-          <w:t>1:15</w:t>
-        </w:r>
-      </w:hyperlink>
+      <w:r>
+        <w:rPr>
+          <w:lang w:val="zh_TW" w:bidi="zh_TW"/>
+        </w:rPr>
+        <w:t>1:15</w:t>
+      </w:r>
       <w:r>
         <w:rPr>
           <w:lang w:val="zh_TW" w:bidi="zh_TW"/>
         </w:rPr>
         <w:t>、</w:t>
       </w:r>
-      <w:hyperlink r:id="rId29">
-        <w:r>
-          <w:rPr>
-            <w:lang w:val="zh_TW" w:bidi="zh_TW"/>
-          </w:rPr>
-          <w:rPr>
-            <w:color w:val="0000EE"/>
-            <w:u w:val="single"/>
-          </w:rPr>
-          <w:t>17</w:t>
-        </w:r>
-      </w:hyperlink>
+      <w:r>
+        <w:rPr>
+          <w:lang w:val="zh_TW" w:bidi="zh_TW"/>
+        </w:rPr>
+        <w:t>17</w:t>
+      </w:r>
       <w:r>
         <w:rPr>
           <w:lang w:val="zh_TW" w:bidi="zh_TW"/>
         </w:rPr>
         <w:t>），而不是君主制末期重要的政治和經濟勢力（參</w:t>
       </w:r>
-      <w:hyperlink r:id="rId30">
-        <w:r>
-          <w:rPr>
-            <w:lang w:val="zh_TW" w:bidi="zh_TW"/>
-          </w:rPr>
-          <w:rPr>
-            <w:color w:val="0000EE"/>
-            <w:u w:val="single"/>
-          </w:rPr>
-          <w:t>賽45:14</w:t>
-        </w:r>
-      </w:hyperlink>
+      <w:r>
+        <w:rPr>
+          <w:lang w:val="zh_TW" w:bidi="zh_TW"/>
+        </w:rPr>
+        <w:t>賽45:14</w:t>
+      </w:r>
       <w:r>
         <w:rPr>
           <w:lang w:val="zh_TW" w:bidi="zh_TW"/>
         </w:rPr>
         <w:t>；</w:t>
       </w:r>
-      <w:hyperlink r:id="rId31">
-        <w:r>
-          <w:rPr>
-            <w:lang w:val="zh_TW" w:bidi="zh_TW"/>
-          </w:rPr>
-          <w:rPr>
-            <w:color w:val="0000EE"/>
-            <w:u w:val="single"/>
-          </w:rPr>
-          <w:t>珥3:8</w:t>
-        </w:r>
-      </w:hyperlink>
+      <w:r>
+        <w:rPr>
+          <w:lang w:val="zh_TW" w:bidi="zh_TW"/>
+        </w:rPr>
+        <w:t>珥3:8</w:t>
+      </w:r>
       <w:r>
         <w:rPr>
           <w:lang w:val="zh_TW" w:bidi="zh_TW"/>
@@ -567,156 +453,96 @@
         </w:rPr>
         <w:t>，這是在族長時代所使用的貨幣（</w:t>
       </w:r>
-      <w:hyperlink r:id="rId32">
-        <w:r>
-          <w:rPr>
-            <w:lang w:val="zh_TW" w:bidi="zh_TW"/>
-          </w:rPr>
-          <w:rPr>
-            <w:color w:val="0000EE"/>
-            <w:u w:val="single"/>
-          </w:rPr>
-          <w:t>42:11</w:t>
-        </w:r>
-      </w:hyperlink>
+      <w:r>
+        <w:rPr>
+          <w:lang w:val="zh_TW" w:bidi="zh_TW"/>
+        </w:rPr>
+        <w:t>42:11</w:t>
+      </w:r>
       <w:r>
         <w:rPr>
           <w:lang w:val="zh_TW" w:bidi="zh_TW"/>
         </w:rPr>
         <w:t>；見</w:t>
       </w:r>
-      <w:hyperlink r:id="rId33">
-        <w:r>
-          <w:rPr>
-            <w:lang w:val="zh_TW" w:bidi="zh_TW"/>
-          </w:rPr>
-          <w:rPr>
-            <w:color w:val="0000EE"/>
-            <w:u w:val="single"/>
-          </w:rPr>
-          <w:t>創33:19</w:t>
-        </w:r>
-      </w:hyperlink>
+      <w:r>
+        <w:rPr>
+          <w:lang w:val="zh_TW" w:bidi="zh_TW"/>
+        </w:rPr>
+        <w:t>創33:19</w:t>
+      </w:r>
       <w:r>
         <w:rPr>
           <w:lang w:val="zh_TW" w:bidi="zh_TW"/>
         </w:rPr>
         <w:t>；</w:t>
       </w:r>
-      <w:hyperlink r:id="rId34">
-        <w:r>
-          <w:rPr>
-            <w:lang w:val="zh_TW" w:bidi="zh_TW"/>
-          </w:rPr>
-          <w:rPr>
-            <w:color w:val="0000EE"/>
-            <w:u w:val="single"/>
-          </w:rPr>
-          <w:t>書24:32</w:t>
-        </w:r>
-      </w:hyperlink>
+      <w:r>
+        <w:rPr>
+          <w:lang w:val="zh_TW" w:bidi="zh_TW"/>
+        </w:rPr>
+        <w:t>書24:32</w:t>
+      </w:r>
       <w:r>
         <w:rPr>
           <w:lang w:val="zh_TW" w:bidi="zh_TW"/>
         </w:rPr>
         <w:t>）。只有那些在大洪水之前（</w:t>
       </w:r>
-      <w:hyperlink r:id="rId35">
-        <w:r>
-          <w:rPr>
-            <w:lang w:val="zh_TW" w:bidi="zh_TW"/>
-          </w:rPr>
-          <w:rPr>
-            <w:color w:val="0000EE"/>
-            <w:u w:val="single"/>
-          </w:rPr>
-          <w:t>創1–6</w:t>
-        </w:r>
-      </w:hyperlink>
+      <w:r>
+        <w:rPr>
+          <w:lang w:val="zh_TW" w:bidi="zh_TW"/>
+        </w:rPr>
+        <w:t>創1–6</w:t>
+      </w:r>
       <w:r>
         <w:rPr>
           <w:lang w:val="zh_TW" w:bidi="zh_TW"/>
         </w:rPr>
         <w:t>）和族長（亞伯拉罕、以撒和雅各）時期生活的人才能與約伯的壽命相等或更長（</w:t>
       </w:r>
-      <w:hyperlink r:id="rId36">
-        <w:r>
-          <w:rPr>
-            <w:lang w:val="zh_TW" w:bidi="zh_TW"/>
-          </w:rPr>
-          <w:rPr>
-            <w:color w:val="0000EE"/>
-            <w:u w:val="single"/>
-          </w:rPr>
-          <w:t>42:16</w:t>
-        </w:r>
-      </w:hyperlink>
+      <w:r>
+        <w:rPr>
+          <w:lang w:val="zh_TW" w:bidi="zh_TW"/>
+        </w:rPr>
+        <w:t>42:16</w:t>
+      </w:r>
       <w:r>
         <w:rPr>
           <w:lang w:val="zh_TW" w:bidi="zh_TW"/>
         </w:rPr>
         <w:t>；見</w:t>
       </w:r>
-      <w:hyperlink r:id="rId37">
-        <w:r>
-          <w:rPr>
-            <w:lang w:val="zh_TW" w:bidi="zh_TW"/>
-          </w:rPr>
-          <w:rPr>
-            <w:color w:val="0000EE"/>
-            <w:u w:val="single"/>
-          </w:rPr>
-          <w:t>創5:3–32，</w:t>
-        </w:r>
-      </w:hyperlink>
-      <w:hyperlink r:id="rId38">
-        <w:r>
-          <w:rPr>
-            <w:lang w:val="zh_TW" w:bidi="zh_TW"/>
-          </w:rPr>
-          <w:rPr>
-            <w:color w:val="0000EE"/>
-            <w:u w:val="single"/>
-          </w:rPr>
-          <w:t>25:7，</w:t>
-        </w:r>
-      </w:hyperlink>
-      <w:hyperlink r:id="rId39">
-        <w:r>
-          <w:rPr>
-            <w:lang w:val="zh_TW" w:bidi="zh_TW"/>
-          </w:rPr>
-          <w:rPr>
-            <w:color w:val="0000EE"/>
-            <w:u w:val="single"/>
-          </w:rPr>
-          <w:t>35:28，</w:t>
-        </w:r>
-      </w:hyperlink>
-      <w:hyperlink r:id="rId40">
-        <w:r>
-          <w:rPr>
-            <w:lang w:val="zh_TW" w:bidi="zh_TW"/>
-          </w:rPr>
-          <w:rPr>
-            <w:color w:val="0000EE"/>
-            <w:u w:val="single"/>
-          </w:rPr>
-          <w:t>47:28，</w:t>
-        </w:r>
-      </w:hyperlink>
-      <w:hyperlink r:id="rId41">
-        <w:r>
-          <w:rPr>
-            <w:lang w:val="zh_TW" w:bidi="zh_TW"/>
-          </w:rPr>
-          <w:rPr>
-            <w:color w:val="0000EE"/>
-            <w:u w:val="single"/>
-          </w:rPr>
-          <w:t>50:26</w:t>
-        </w:r>
-      </w:hyperlink>
+      <w:r>
+        <w:rPr>
+          <w:lang w:val="zh_TW" w:bidi="zh_TW"/>
+        </w:rPr>
+        <w:t>創5:3–32，</w:t>
+      </w:r>
+      <w:r>
+        <w:rPr>
+          <w:lang w:val="zh_TW" w:bidi="zh_TW"/>
+        </w:rPr>
+        <w:t>25:7，</w:t>
+      </w:r>
+      <w:r>
+        <w:rPr>
+          <w:lang w:val="zh_TW" w:bidi="zh_TW"/>
+        </w:rPr>
+        <w:t>35:28，</w:t>
+      </w:r>
+      <w:r>
+        <w:rPr>
+          <w:lang w:val="zh_TW" w:bidi="zh_TW"/>
+        </w:rPr>
+        <w:t>47:28，</w:t>
+      </w:r>
+      <w:r>
+        <w:rPr>
+          <w:lang w:val="zh_TW" w:bidi="zh_TW"/>
+        </w:rPr>
+        <w:t>50:26</w:t>
+      </w:r>
       <w:r>
         <w:rPr>
           <w:lang w:val="zh_TW" w:bidi="zh_TW"/>
@@ -748,36 +574,24 @@
         </w:rPr>
         <w:t>約伯記的散文式引言（</w:t>
       </w:r>
-      <w:hyperlink r:id="rId42">
-        <w:r>
-          <w:rPr>
-            <w:lang w:val="zh_TW" w:bidi="zh_TW"/>
-          </w:rPr>
-          <w:rPr>
-            <w:color w:val="0000EE"/>
-            <w:u w:val="single"/>
-          </w:rPr>
-          <w:t>1–2章</w:t>
-        </w:r>
-      </w:hyperlink>
+      <w:r>
+        <w:rPr>
+          <w:lang w:val="zh_TW" w:bidi="zh_TW"/>
+        </w:rPr>
+        <w:t>1–2章</w:t>
+      </w:r>
       <w:r>
         <w:rPr>
           <w:lang w:val="zh_TW" w:bidi="zh_TW"/>
         </w:rPr>
         <w:t>）讓我們從屬天的角度來看待約伯的苦難，並為構成這部作品中的大部分內容——人類的對話——設定了背景。約伯是一個義人，神允許撒但試探他。在天上的法庭中，撒但辯稱，如果神從約伯身上移除祝福，他「必當面棄掉你」（</w:t>
       </w:r>
-      <w:hyperlink r:id="rId43">
-        <w:r>
-          <w:rPr>
-            <w:lang w:val="zh_TW" w:bidi="zh_TW"/>
-          </w:rPr>
-          <w:rPr>
-            <w:color w:val="0000EE"/>
-            <w:u w:val="single"/>
-          </w:rPr>
-          <w:t>1:11</w:t>
-        </w:r>
-      </w:hyperlink>
+      <w:r>
+        <w:rPr>
+          <w:lang w:val="zh_TW" w:bidi="zh_TW"/>
+        </w:rPr>
+        <w:t>1:11</w:t>
+      </w:r>
       <w:r>
         <w:rPr>
           <w:lang w:val="zh_TW" w:bidi="zh_TW"/>
@@ -796,18 +610,12 @@
         </w:rPr>
         <w:t>！」（</w:t>
       </w:r>
-      <w:hyperlink r:id="rId44">
-        <w:r>
-          <w:rPr>
-            <w:lang w:val="zh_TW" w:bidi="zh_TW"/>
-          </w:rPr>
-          <w:rPr>
-            <w:color w:val="0000EE"/>
-            <w:u w:val="single"/>
-          </w:rPr>
-          <w:t>1:21</w:t>
-        </w:r>
-      </w:hyperlink>
+      <w:r>
+        <w:rPr>
+          <w:lang w:val="zh_TW" w:bidi="zh_TW"/>
+        </w:rPr>
+        <w:t>1:21</w:t>
+      </w:r>
       <w:r>
         <w:rPr>
           <w:lang w:val="zh_TW" w:bidi="zh_TW"/>
@@ -826,18 +634,12 @@
         </w:rPr>
         <w:t>」（</w:t>
       </w:r>
-      <w:hyperlink r:id="rId45">
-        <w:r>
-          <w:rPr>
-            <w:lang w:val="zh_TW" w:bidi="zh_TW"/>
-          </w:rPr>
-          <w:rPr>
-            <w:color w:val="0000EE"/>
-            <w:u w:val="single"/>
-          </w:rPr>
-          <w:t>2:10</w:t>
-        </w:r>
-      </w:hyperlink>
+      <w:r>
+        <w:rPr>
+          <w:lang w:val="zh_TW" w:bidi="zh_TW"/>
+        </w:rPr>
+        <w:t>2:10</w:t>
+      </w:r>
       <w:r>
         <w:rPr>
           <w:lang w:val="zh_TW" w:bidi="zh_TW"/>
@@ -858,54 +660,36 @@
         </w:rPr>
         <w:t>讀者隨後被帶離了天上的法庭，進入人間的會議，約伯的三個朋友前來安慰他。他們默默的與約伯同坐了七天，顯然是真誠的想要安慰約伯（</w:t>
       </w:r>
-      <w:hyperlink r:id="rId46">
-        <w:r>
-          <w:rPr>
-            <w:lang w:val="zh_TW" w:bidi="zh_TW"/>
-          </w:rPr>
-          <w:rPr>
-            <w:color w:val="0000EE"/>
-            <w:u w:val="single"/>
-          </w:rPr>
-          <w:t>2:11–13</w:t>
-        </w:r>
-      </w:hyperlink>
+      <w:r>
+        <w:rPr>
+          <w:lang w:val="zh_TW" w:bidi="zh_TW"/>
+        </w:rPr>
+        <w:t>2:11–13</w:t>
+      </w:r>
       <w:r>
         <w:rPr>
           <w:lang w:val="zh_TW" w:bidi="zh_TW"/>
         </w:rPr>
         <w:t>）。然而，當約伯以苦澀的抱怨打破沉默時（</w:t>
       </w:r>
-      <w:hyperlink r:id="rId47">
-        <w:r>
-          <w:rPr>
-            <w:lang w:val="zh_TW" w:bidi="zh_TW"/>
-          </w:rPr>
-          <w:rPr>
-            <w:color w:val="0000EE"/>
-            <w:u w:val="single"/>
-          </w:rPr>
-          <w:t>第3章</w:t>
-        </w:r>
-      </w:hyperlink>
+      <w:r>
+        <w:rPr>
+          <w:lang w:val="zh_TW" w:bidi="zh_TW"/>
+        </w:rPr>
+        <w:t>第3章</w:t>
+      </w:r>
       <w:r>
         <w:rPr>
           <w:lang w:val="zh_TW" w:bidi="zh_TW"/>
         </w:rPr>
         <w:t>），他的顧問們開始批評和譴責他。在三個回合的辯論中（</w:t>
       </w:r>
-      <w:hyperlink r:id="rId48">
-        <w:r>
-          <w:rPr>
-            <w:lang w:val="zh_TW" w:bidi="zh_TW"/>
-          </w:rPr>
-          <w:rPr>
-            <w:color w:val="0000EE"/>
-            <w:u w:val="single"/>
-          </w:rPr>
-          <w:t>第4–27章</w:t>
-        </w:r>
-      </w:hyperlink>
+      <w:r>
+        <w:rPr>
+          <w:lang w:val="zh_TW" w:bidi="zh_TW"/>
+        </w:rPr>
+        <w:t>第4–27章</w:t>
+      </w:r>
       <w:r>
         <w:rPr>
           <w:lang w:val="zh_TW" w:bidi="zh_TW"/>
@@ -926,108 +710,72 @@
         </w:rPr>
         <w:t>在約伯與他的朋友進行了三輪對話之後，插入了一段詩歌來讚美神是智慧的唯一來源（第</w:t>
       </w:r>
-      <w:hyperlink r:id="rId49">
-        <w:r>
-          <w:rPr>
-            <w:lang w:val="zh_TW" w:bidi="zh_TW"/>
-          </w:rPr>
-          <w:rPr>
-            <w:color w:val="0000EE"/>
-            <w:u w:val="single"/>
-          </w:rPr>
-          <w:t>28</w:t>
-        </w:r>
-      </w:hyperlink>
+      <w:r>
+        <w:rPr>
+          <w:lang w:val="zh_TW" w:bidi="zh_TW"/>
+        </w:rPr>
+        <w:t>28</w:t>
+      </w:r>
       <w:r>
         <w:rPr>
           <w:lang w:val="zh_TW" w:bidi="zh_TW"/>
         </w:rPr>
         <w:t>章）。當約伯就他的痛苦和他的義作最後的陳述時（第</w:t>
       </w:r>
-      <w:hyperlink r:id="rId50">
-        <w:r>
-          <w:rPr>
-            <w:lang w:val="zh_TW" w:bidi="zh_TW"/>
-          </w:rPr>
-          <w:rPr>
-            <w:color w:val="0000EE"/>
-            <w:u w:val="single"/>
-          </w:rPr>
-          <w:t>29–31</w:t>
-        </w:r>
-      </w:hyperlink>
+      <w:r>
+        <w:rPr>
+          <w:lang w:val="zh_TW" w:bidi="zh_TW"/>
+        </w:rPr>
+        <w:t>29–31</w:t>
+      </w:r>
       <w:r>
         <w:rPr>
           <w:lang w:val="zh_TW" w:bidi="zh_TW"/>
         </w:rPr>
         <w:t>章），他的三個朋友就不再回答他了（</w:t>
       </w:r>
-      <w:hyperlink r:id="rId51">
-        <w:r>
-          <w:rPr>
-            <w:lang w:val="zh_TW" w:bidi="zh_TW"/>
-          </w:rPr>
-          <w:rPr>
-            <w:color w:val="0000EE"/>
-            <w:u w:val="single"/>
-          </w:rPr>
-          <w:t>32:1</w:t>
-        </w:r>
-      </w:hyperlink>
+      <w:r>
+        <w:rPr>
+          <w:lang w:val="zh_TW" w:bidi="zh_TW"/>
+        </w:rPr>
+        <w:t>32:1</w:t>
+      </w:r>
       <w:r>
         <w:rPr>
           <w:lang w:val="zh_TW" w:bidi="zh_TW"/>
         </w:rPr>
         <w:t>）。一個新的聲音——以利戶——重新開始解釋約伯的苦難（第</w:t>
       </w:r>
-      <w:hyperlink r:id="rId52">
-        <w:r>
-          <w:rPr>
-            <w:lang w:val="zh_TW" w:bidi="zh_TW"/>
-          </w:rPr>
-          <w:rPr>
-            <w:color w:val="0000EE"/>
-            <w:u w:val="single"/>
-          </w:rPr>
-          <w:t>32–37</w:t>
-        </w:r>
-      </w:hyperlink>
+      <w:r>
+        <w:rPr>
+          <w:lang w:val="zh_TW" w:bidi="zh_TW"/>
+        </w:rPr>
+        <w:t>32–37</w:t>
+      </w:r>
       <w:r>
         <w:rPr>
           <w:lang w:val="zh_TW" w:bidi="zh_TW"/>
         </w:rPr>
         <w:t>章）。最後，神出現並挑戰約伯（第</w:t>
       </w:r>
-      <w:hyperlink r:id="rId53">
-        <w:r>
-          <w:rPr>
-            <w:lang w:val="zh_TW" w:bidi="zh_TW"/>
-          </w:rPr>
-          <w:rPr>
-            <w:color w:val="0000EE"/>
-            <w:u w:val="single"/>
-          </w:rPr>
-          <w:t>38–41</w:t>
-        </w:r>
-      </w:hyperlink>
+      <w:r>
+        <w:rPr>
+          <w:lang w:val="zh_TW" w:bidi="zh_TW"/>
+        </w:rPr>
+        <w:t>38–41</w:t>
+      </w:r>
       <w:r>
         <w:rPr>
           <w:lang w:val="zh_TW" w:bidi="zh_TW"/>
         </w:rPr>
         <w:t>章）。神沒有聽約伯的陳述，反而要求他的答案，並提出了關於彰顯祂的能力和主權的問題。約伯以悔改來回應，並承認他沒有權利質疑神（</w:t>
       </w:r>
-      <w:hyperlink r:id="rId54">
-        <w:r>
-          <w:rPr>
-            <w:lang w:val="zh_TW" w:bidi="zh_TW"/>
-          </w:rPr>
-          <w:rPr>
-            <w:color w:val="0000EE"/>
-            <w:u w:val="single"/>
-          </w:rPr>
-          <w:t>42:1–6</w:t>
-        </w:r>
-      </w:hyperlink>
+      <w:r>
+        <w:rPr>
+          <w:lang w:val="zh_TW" w:bidi="zh_TW"/>
+        </w:rPr>
+        <w:t>42:1–6</w:t>
+      </w:r>
       <w:r>
         <w:rPr>
           <w:lang w:val="zh_TW" w:bidi="zh_TW"/>
@@ -1048,18 +796,12 @@
         </w:rPr>
         <w:t>在最後的散文部分（</w:t>
       </w:r>
-      <w:hyperlink r:id="rId55">
-        <w:r>
-          <w:rPr>
-            <w:lang w:val="zh_TW" w:bidi="zh_TW"/>
-          </w:rPr>
-          <w:rPr>
-            <w:color w:val="0000EE"/>
-            <w:u w:val="single"/>
-          </w:rPr>
-          <w:t>42:7–17</w:t>
-        </w:r>
-      </w:hyperlink>
+      <w:r>
+        <w:rPr>
+          <w:lang w:val="zh_TW" w:bidi="zh_TW"/>
+        </w:rPr>
+        <w:t>42:7–17</w:t>
+      </w:r>
       <w:r>
         <w:rPr>
           <w:lang w:val="zh_TW" w:bidi="zh_TW"/>
@@ -1091,120 +833,78 @@
         </w:rPr>
         <w:t>約伯記開頭的天國背景與結尾的超自然顯現，都誘使現代的讀者將約伯記視為虛構的寓言。詩意的對話也暗示它不單單是枯燥的歷史記錄。歷史可以用詩歌的形式來描述，也可以用詳細的記錄來描述（參</w:t>
       </w:r>
-      <w:hyperlink r:id="rId56">
-        <w:r>
-          <w:rPr>
-            <w:lang w:val="zh_TW" w:bidi="zh_TW"/>
-          </w:rPr>
-          <w:rPr>
-            <w:color w:val="0000EE"/>
-            <w:u w:val="single"/>
-          </w:rPr>
-          <w:t>出14:21–31，</w:t>
-        </w:r>
-      </w:hyperlink>
-      <w:hyperlink r:id="rId57">
-        <w:r>
-          <w:rPr>
-            <w:lang w:val="zh_TW" w:bidi="zh_TW"/>
-          </w:rPr>
-          <w:rPr>
-            <w:color w:val="0000EE"/>
-            <w:u w:val="single"/>
-          </w:rPr>
-          <w:t>15:1–12</w:t>
-        </w:r>
-      </w:hyperlink>
+      <w:r>
+        <w:rPr>
+          <w:lang w:val="zh_TW" w:bidi="zh_TW"/>
+        </w:rPr>
+        <w:t>出14:21–31，</w:t>
+      </w:r>
+      <w:r>
+        <w:rPr>
+          <w:lang w:val="zh_TW" w:bidi="zh_TW"/>
+        </w:rPr>
+        <w:t>15:1–12</w:t>
+      </w:r>
       <w:r>
         <w:rPr>
           <w:lang w:val="zh_TW" w:bidi="zh_TW"/>
         </w:rPr>
         <w:t>；</w:t>
       </w:r>
-      <w:hyperlink r:id="rId58">
-        <w:r>
-          <w:rPr>
-            <w:lang w:val="zh_TW" w:bidi="zh_TW"/>
-          </w:rPr>
-          <w:rPr>
-            <w:color w:val="0000EE"/>
-            <w:u w:val="single"/>
-          </w:rPr>
-          <w:t>詩78，</w:t>
-        </w:r>
-      </w:hyperlink>
+      <w:r>
+        <w:rPr>
+          <w:lang w:val="zh_TW" w:bidi="zh_TW"/>
+        </w:rPr>
+        <w:t>詩78，</w:t>
+      </w:r>
       <w:r>
         <w:rPr>
           <w:lang w:val="zh_TW" w:bidi="zh_TW"/>
         </w:rPr>
         <w:t xml:space="preserve"> </w:t>
       </w:r>
-      <w:hyperlink r:id="rId59">
-        <w:r>
-          <w:rPr>
-            <w:lang w:val="zh_TW" w:bidi="zh_TW"/>
-          </w:rPr>
-          <w:rPr>
-            <w:color w:val="0000EE"/>
-            <w:u w:val="single"/>
-          </w:rPr>
-          <w:t>105</w:t>
-        </w:r>
-      </w:hyperlink>
+      <w:r>
+        <w:rPr>
+          <w:lang w:val="zh_TW" w:bidi="zh_TW"/>
+        </w:rPr>
+        <w:t>105</w:t>
+      </w:r>
       <w:r>
         <w:rPr>
           <w:lang w:val="zh_TW" w:bidi="zh_TW"/>
         </w:rPr>
         <w:t>）。聖經其它地方的記錄顯示約伯記敘述的是歷史。以西結書和雅各書都提到約伯是公義和忍耐的典範（</w:t>
       </w:r>
-      <w:hyperlink r:id="rId60">
-        <w:r>
-          <w:rPr>
-            <w:lang w:val="zh_TW" w:bidi="zh_TW"/>
-          </w:rPr>
-          <w:rPr>
-            <w:color w:val="0000EE"/>
-            <w:u w:val="single"/>
-          </w:rPr>
-          <w:t>結 14:14、</w:t>
-        </w:r>
-      </w:hyperlink>
+      <w:r>
+        <w:rPr>
+          <w:lang w:val="zh_TW" w:bidi="zh_TW"/>
+        </w:rPr>
+        <w:t>結 14:14、</w:t>
+      </w:r>
       <w:r>
         <w:rPr>
           <w:lang w:val="zh_TW" w:bidi="zh_TW"/>
         </w:rPr>
         <w:t xml:space="preserve"> </w:t>
       </w:r>
-      <w:hyperlink r:id="rId61">
-        <w:r>
-          <w:rPr>
-            <w:lang w:val="zh_TW" w:bidi="zh_TW"/>
-          </w:rPr>
-          <w:rPr>
-            <w:color w:val="0000EE"/>
-            <w:u w:val="single"/>
-          </w:rPr>
-          <w:t>20</w:t>
-        </w:r>
-      </w:hyperlink>
+      <w:r>
+        <w:rPr>
+          <w:lang w:val="zh_TW" w:bidi="zh_TW"/>
+        </w:rPr>
+        <w:t>20</w:t>
+      </w:r>
       <w:r>
         <w:rPr>
           <w:lang w:val="zh_TW" w:bidi="zh_TW"/>
         </w:rPr>
         <w:t xml:space="preserve">; </w:t>
       </w:r>
-      <w:hyperlink r:id="rId62">
-        <w:r>
-          <w:rPr>
-            <w:lang w:val="zh_TW" w:bidi="zh_TW"/>
-          </w:rPr>
-          <w:rPr>
-            <w:color w:val="0000EE"/>
-            <w:u w:val="single"/>
-          </w:rPr>
-          <w:t>雅 5:11</w:t>
-        </w:r>
-      </w:hyperlink>
+      <w:r>
+        <w:rPr>
+          <w:lang w:val="zh_TW" w:bidi="zh_TW"/>
+        </w:rPr>
+        <w:t>雅 5:11</w:t>
+      </w:r>
       <w:r>
         <w:rPr>
           <w:lang w:val="zh_TW" w:bidi="zh_TW"/>
@@ -1236,90 +936,60 @@
         </w:rPr>
         <w:t>約伯記的作者和成書過程是一個謎。雖然這個故事有族長時代的背景（約公元前2000年），但其成書日期似乎要晚得多。聖經註釋家們提出的日期範圍，從以色列人在曠野漂流的時期（</w:t>
       </w:r>
-      <w:hyperlink r:id="rId63">
-        <w:r>
-          <w:rPr>
-            <w:lang w:val="zh_TW" w:bidi="zh_TW"/>
-          </w:rPr>
-          <w:rPr>
-            <w:color w:val="0000EE"/>
-            <w:u w:val="single"/>
-          </w:rPr>
-          <w:t>出埃及記—民數記</w:t>
-        </w:r>
-      </w:hyperlink>
+      <w:r>
+        <w:rPr>
+          <w:lang w:val="zh_TW" w:bidi="zh_TW"/>
+        </w:rPr>
+        <w:t>出埃及記—民數記</w:t>
+      </w:r>
       <w:r>
         <w:rPr>
           <w:lang w:val="zh_TW" w:bidi="zh_TW"/>
         </w:rPr>
         <w:t>）到從被擄中歸回的時期（</w:t>
       </w:r>
-      <w:hyperlink r:id="rId64">
-        <w:r>
-          <w:rPr>
-            <w:lang w:val="zh_TW" w:bidi="zh_TW"/>
-          </w:rPr>
-          <w:rPr>
-            <w:color w:val="0000EE"/>
-            <w:u w:val="single"/>
-          </w:rPr>
-          <w:t>以斯拉記—尼希米記</w:t>
-        </w:r>
-      </w:hyperlink>
+      <w:r>
+        <w:rPr>
+          <w:lang w:val="zh_TW" w:bidi="zh_TW"/>
+        </w:rPr>
+        <w:t>以斯拉記—尼希米記</w:t>
+      </w:r>
       <w:r>
         <w:rPr>
           <w:lang w:val="zh_TW" w:bidi="zh_TW"/>
         </w:rPr>
         <w:t>）。約伯記的最終成書可能是在君主制時期（</w:t>
       </w:r>
-      <w:hyperlink r:id="rId65">
-        <w:r>
-          <w:rPr>
-            <w:lang w:val="zh_TW" w:bidi="zh_TW"/>
-          </w:rPr>
-          <w:rPr>
-            <w:color w:val="0000EE"/>
-            <w:u w:val="single"/>
-          </w:rPr>
-          <w:t>列王紀上—列王紀下</w:t>
-        </w:r>
-      </w:hyperlink>
+      <w:r>
+        <w:rPr>
+          <w:lang w:val="zh_TW" w:bidi="zh_TW"/>
+        </w:rPr>
+        <w:t>列王紀上—列王紀下</w:t>
+      </w:r>
       <w:r>
         <w:rPr>
           <w:lang w:val="zh_TW" w:bidi="zh_TW"/>
         </w:rPr>
         <w:t>），當時其它智慧書，如</w:t>
       </w:r>
-      <w:hyperlink r:id="rId66">
-        <w:r>
-          <w:rPr>
-            <w:lang w:val="zh_TW" w:bidi="zh_TW"/>
-          </w:rPr>
-          <w:rPr>
-            <w:color w:val="0000EE"/>
-            <w:u w:val="single"/>
-          </w:rPr>
-          <w:t>箴言</w:t>
-        </w:r>
-      </w:hyperlink>
+      <w:r>
+        <w:rPr>
+          <w:lang w:val="zh_TW" w:bidi="zh_TW"/>
+        </w:rPr>
+        <w:t>箴言</w:t>
+      </w:r>
       <w:r>
         <w:rPr>
           <w:lang w:val="zh_TW" w:bidi="zh_TW"/>
         </w:rPr>
         <w:t>和</w:t>
       </w:r>
-      <w:hyperlink r:id="rId67">
-        <w:r>
-          <w:rPr>
-            <w:lang w:val="zh_TW" w:bidi="zh_TW"/>
-          </w:rPr>
-          <w:rPr>
-            <w:color w:val="0000EE"/>
-            <w:u w:val="single"/>
-          </w:rPr>
-          <w:t>傳道書</w:t>
-        </w:r>
-      </w:hyperlink>
+      <w:r>
+        <w:rPr>
+          <w:lang w:val="zh_TW" w:bidi="zh_TW"/>
+        </w:rPr>
+        <w:t>傳道書</w:t>
+      </w:r>
       <w:r>
         <w:rPr>
           <w:lang w:val="zh_TW" w:bidi="zh_TW"/>
@@ -1340,54 +1010,36 @@
         </w:rPr>
         <w:t>即使我們接受約伯是一個歷史人物，我們仍然不知道作者是誰、他住在哪裡或他來自哪個社會階層。作者似乎是一位擅長使用箴言（例如，</w:t>
       </w:r>
-      <w:hyperlink r:id="rId68">
-        <w:r>
-          <w:rPr>
-            <w:lang w:val="zh_TW" w:bidi="zh_TW"/>
-          </w:rPr>
-          <w:rPr>
-            <w:color w:val="0000EE"/>
-            <w:u w:val="single"/>
-          </w:rPr>
-          <w:t>4:2</w:t>
-        </w:r>
-      </w:hyperlink>
+      <w:r>
+        <w:rPr>
+          <w:lang w:val="zh_TW" w:bidi="zh_TW"/>
+        </w:rPr>
+        <w:t>4:2</w:t>
+      </w:r>
       <w:r>
         <w:rPr>
           <w:lang w:val="zh_TW" w:bidi="zh_TW"/>
         </w:rPr>
         <w:t>；</w:t>
       </w:r>
-      <w:hyperlink r:id="rId69">
-        <w:r>
-          <w:rPr>
-            <w:lang w:val="zh_TW" w:bidi="zh_TW"/>
-          </w:rPr>
-          <w:rPr>
-            <w:color w:val="0000EE"/>
-            <w:u w:val="single"/>
-          </w:rPr>
-          <w:t>6:5–6</w:t>
-        </w:r>
-      </w:hyperlink>
+      <w:r>
+        <w:rPr>
+          <w:lang w:val="zh_TW" w:bidi="zh_TW"/>
+        </w:rPr>
+        <w:t>6:5–6</w:t>
+      </w:r>
       <w:r>
         <w:rPr>
           <w:lang w:val="zh_TW" w:bidi="zh_TW"/>
         </w:rPr>
         <w:t>）、修辭性問題（例如，</w:t>
       </w:r>
-      <w:hyperlink r:id="rId70">
-        <w:r>
-          <w:rPr>
-            <w:lang w:val="zh_TW" w:bidi="zh_TW"/>
-          </w:rPr>
-          <w:rPr>
-            <w:color w:val="0000EE"/>
-            <w:u w:val="single"/>
-          </w:rPr>
-          <w:t>21:29</w:t>
-        </w:r>
-      </w:hyperlink>
+      <w:r>
+        <w:rPr>
+          <w:lang w:val="zh_TW" w:bidi="zh_TW"/>
+        </w:rPr>
+        <w:t>21:29</w:t>
+      </w:r>
       <w:r>
         <w:rPr>
           <w:lang w:val="zh_TW" w:bidi="zh_TW"/>
@@ -1408,72 +1060,48 @@
         </w:rPr>
         <w:t>約伯記並不能根據下列因素來確定其日期： （1）事件或書中提到或暗示的人（最早提及約伯的是在被擄期間，</w:t>
       </w:r>
-      <w:hyperlink r:id="rId60">
-        <w:r>
-          <w:rPr>
-            <w:lang w:val="zh_TW" w:bidi="zh_TW"/>
-          </w:rPr>
-          <w:rPr>
-            <w:color w:val="0000EE"/>
-            <w:u w:val="single"/>
-          </w:rPr>
-          <w:t>結14:14</w:t>
-        </w:r>
-      </w:hyperlink>
+      <w:r>
+        <w:rPr>
+          <w:lang w:val="zh_TW" w:bidi="zh_TW"/>
+        </w:rPr>
+        <w:t>結14:14</w:t>
+      </w:r>
       <w:r>
         <w:rPr>
           <w:lang w:val="zh_TW" w:bidi="zh_TW"/>
         </w:rPr>
         <w:t>、</w:t>
       </w:r>
-      <w:hyperlink r:id="rId61">
-        <w:r>
-          <w:rPr>
-            <w:lang w:val="zh_TW" w:bidi="zh_TW"/>
-          </w:rPr>
-          <w:rPr>
-            <w:color w:val="0000EE"/>
-            <w:u w:val="single"/>
-          </w:rPr>
-          <w:t>20</w:t>
-        </w:r>
-      </w:hyperlink>
+      <w:r>
+        <w:rPr>
+          <w:lang w:val="zh_TW" w:bidi="zh_TW"/>
+        </w:rPr>
+        <w:t>20</w:t>
+      </w:r>
       <w:r>
         <w:rPr>
           <w:lang w:val="zh_TW" w:bidi="zh_TW"/>
         </w:rPr>
         <w:t>）；（2）書中的神學信息指向了不同的日期；或（3）它與舊約中其它材料在文字上的關係（例如，參</w:t>
       </w:r>
-      <w:hyperlink r:id="rId71">
-        <w:r>
-          <w:rPr>
-            <w:lang w:val="zh_TW" w:bidi="zh_TW"/>
-          </w:rPr>
-          <w:rPr>
-            <w:color w:val="0000EE"/>
-            <w:u w:val="single"/>
-          </w:rPr>
-          <w:t>3:3–10</w:t>
-        </w:r>
-      </w:hyperlink>
+      <w:r>
+        <w:rPr>
+          <w:lang w:val="zh_TW" w:bidi="zh_TW"/>
+        </w:rPr>
+        <w:t>3:3–10</w:t>
+      </w:r>
       <w:r>
         <w:rPr>
           <w:lang w:val="zh_TW" w:bidi="zh_TW"/>
         </w:rPr>
         <w:t>；</w:t>
       </w:r>
-      <w:hyperlink r:id="rId72">
-        <w:r>
-          <w:rPr>
-            <w:lang w:val="zh_TW" w:bidi="zh_TW"/>
-          </w:rPr>
-          <w:rPr>
-            <w:color w:val="0000EE"/>
-            <w:u w:val="single"/>
-          </w:rPr>
-          <w:t>耶20:14–18</w:t>
-        </w:r>
-      </w:hyperlink>
+      <w:r>
+        <w:rPr>
+          <w:lang w:val="zh_TW" w:bidi="zh_TW"/>
+        </w:rPr>
+        <w:t>耶20:14–18</w:t>
+      </w:r>
       <w:r>
         <w:rPr>
           <w:lang w:val="zh_TW" w:bidi="zh_TW"/>
@@ -1632,18 +1260,12 @@
         </w:rPr>
         <w:t>同樣來自巴比倫的《巴比倫人的神義論（Babylonian Theodicy）》遵循與約伯記相同的對話形式：受苦者抱怨，而他的朋友們則以責備回應。雙方的論點與約伯記中的論點非常相似。然而，我們也看到關鍵的差異：（1）《巴比倫人的神義論》是多神論的，而約伯記是一神論的；（2）其受苦者威脅要放棄信仰和順服，即使他最後向他的神和女神祈求。但約伯始終忠於主（例如，</w:t>
       </w:r>
-      <w:hyperlink r:id="rId73">
-        <w:r>
-          <w:rPr>
-            <w:lang w:val="zh_TW" w:bidi="zh_TW"/>
-          </w:rPr>
-          <w:rPr>
-            <w:color w:val="0000EE"/>
-            <w:u w:val="single"/>
-          </w:rPr>
-          <w:t>伯13:15–16</w:t>
-        </w:r>
-      </w:hyperlink>
+      <w:r>
+        <w:rPr>
+          <w:lang w:val="zh_TW" w:bidi="zh_TW"/>
+        </w:rPr>
+        <w:t>伯13:15–16</w:t>
+      </w:r>
       <w:r>
         <w:rPr>
           <w:lang w:val="zh_TW" w:bidi="zh_TW"/>
@@ -1703,54 +1325,36 @@
         </w:rPr>
         <w:t>這本書的核心衝突在於造物主的正直（integrity）與人的正直之間。天和地顯得格格不入。要與約伯的三位朋友站在同一陣線，否定約伯的清白實在太容易了，因為我們可以引用各種新約經文，來否認任何人是義人（例如，</w:t>
       </w:r>
-      <w:hyperlink r:id="rId74">
-        <w:r>
-          <w:rPr>
-            <w:lang w:val="zh_TW" w:bidi="zh_TW"/>
-          </w:rPr>
-          <w:rPr>
-            <w:color w:val="0000EE"/>
-            <w:u w:val="single"/>
-          </w:rPr>
-          <w:t>羅3:10</w:t>
-        </w:r>
-      </w:hyperlink>
+      <w:r>
+        <w:rPr>
+          <w:lang w:val="zh_TW" w:bidi="zh_TW"/>
+        </w:rPr>
+        <w:t>羅3:10</w:t>
+      </w:r>
       <w:r>
         <w:rPr>
           <w:lang w:val="zh_TW" w:bidi="zh_TW"/>
         </w:rPr>
         <w:t>、</w:t>
       </w:r>
-      <w:hyperlink r:id="rId75">
-        <w:r>
-          <w:rPr>
-            <w:lang w:val="zh_TW" w:bidi="zh_TW"/>
-          </w:rPr>
-          <w:rPr>
-            <w:color w:val="0000EE"/>
-            <w:u w:val="single"/>
-          </w:rPr>
-          <w:t>23</w:t>
-        </w:r>
-      </w:hyperlink>
+      <w:r>
+        <w:rPr>
+          <w:lang w:val="zh_TW" w:bidi="zh_TW"/>
+        </w:rPr>
+        <w:t>23</w:t>
+      </w:r>
       <w:r>
         <w:rPr>
           <w:lang w:val="zh_TW" w:bidi="zh_TW"/>
         </w:rPr>
         <w:t>；</w:t>
       </w:r>
-      <w:hyperlink r:id="rId76">
-        <w:r>
-          <w:rPr>
-            <w:lang w:val="zh_TW" w:bidi="zh_TW"/>
-          </w:rPr>
-          <w:rPr>
-            <w:color w:val="0000EE"/>
-            <w:u w:val="single"/>
-          </w:rPr>
-          <w:t>路18:19</w:t>
-        </w:r>
-      </w:hyperlink>
+      <w:r>
+        <w:rPr>
+          <w:lang w:val="zh_TW" w:bidi="zh_TW"/>
+        </w:rPr>
+        <w:t>路18:19</w:t>
+      </w:r>
       <w:r>
         <w:rPr>
           <w:lang w:val="zh_TW" w:bidi="zh_TW"/>
@@ -1784,90 +1388,60 @@
         </w:rPr>
         <w:t>這本書遵循舊約以色列信仰的基本承諾。約伯和所有其他的發言者都認真看待聖約中的祝福與咒詛的觀念（</w:t>
       </w:r>
-      <w:hyperlink r:id="rId77">
-        <w:r>
-          <w:rPr>
-            <w:lang w:val="zh_TW" w:bidi="zh_TW"/>
-          </w:rPr>
-          <w:rPr>
-            <w:color w:val="0000EE"/>
-            <w:u w:val="single"/>
-          </w:rPr>
-          <w:t>利26</w:t>
-        </w:r>
-      </w:hyperlink>
+      <w:r>
+        <w:rPr>
+          <w:lang w:val="zh_TW" w:bidi="zh_TW"/>
+        </w:rPr>
+        <w:t>利26</w:t>
+      </w:r>
       <w:r>
         <w:rPr>
           <w:lang w:val="zh_TW" w:bidi="zh_TW"/>
         </w:rPr>
         <w:t>；</w:t>
       </w:r>
-      <w:hyperlink r:id="rId78">
-        <w:r>
-          <w:rPr>
-            <w:lang w:val="zh_TW" w:bidi="zh_TW"/>
-          </w:rPr>
-          <w:rPr>
-            <w:color w:val="0000EE"/>
-            <w:u w:val="single"/>
-          </w:rPr>
-          <w:t>申28</w:t>
-        </w:r>
-      </w:hyperlink>
+      <w:r>
+        <w:rPr>
+          <w:lang w:val="zh_TW" w:bidi="zh_TW"/>
+        </w:rPr>
+        <w:t>申28</w:t>
+      </w:r>
       <w:r>
         <w:rPr>
           <w:lang w:val="zh_TW" w:bidi="zh_TW"/>
         </w:rPr>
         <w:t>），以及今生播種與收割的觀念（</w:t>
       </w:r>
-      <w:hyperlink r:id="rId79">
-        <w:r>
-          <w:rPr>
-            <w:lang w:val="zh_TW" w:bidi="zh_TW"/>
-          </w:rPr>
-          <w:rPr>
-            <w:color w:val="0000EE"/>
-            <w:u w:val="single"/>
-          </w:rPr>
-          <w:t>詩34:11–22</w:t>
-        </w:r>
-      </w:hyperlink>
+      <w:r>
+        <w:rPr>
+          <w:lang w:val="zh_TW" w:bidi="zh_TW"/>
+        </w:rPr>
+        <w:t>詩34:11–22</w:t>
+      </w:r>
       <w:r>
         <w:rPr>
           <w:lang w:val="zh_TW" w:bidi="zh_TW"/>
         </w:rPr>
         <w:t>；也見</w:t>
       </w:r>
-      <w:hyperlink r:id="rId80">
-        <w:r>
-          <w:rPr>
-            <w:lang w:val="zh_TW" w:bidi="zh_TW"/>
-          </w:rPr>
-          <w:rPr>
-            <w:color w:val="0000EE"/>
-            <w:u w:val="single"/>
-          </w:rPr>
-          <w:t>加6:7</w:t>
-        </w:r>
-      </w:hyperlink>
+      <w:r>
+        <w:rPr>
+          <w:lang w:val="zh_TW" w:bidi="zh_TW"/>
+        </w:rPr>
+        <w:t>加6:7</w:t>
+      </w:r>
       <w:r>
         <w:rPr>
           <w:lang w:val="zh_TW" w:bidi="zh_TW"/>
         </w:rPr>
         <w:t>；</w:t>
       </w:r>
-      <w:hyperlink r:id="rId81">
-        <w:r>
-          <w:rPr>
-            <w:lang w:val="zh_TW" w:bidi="zh_TW"/>
-          </w:rPr>
-          <w:rPr>
-            <w:color w:val="0000EE"/>
-            <w:u w:val="single"/>
-          </w:rPr>
-          <w:t>彼前3:10</w:t>
-        </w:r>
-      </w:hyperlink>
+      <w:r>
+        <w:rPr>
+          <w:lang w:val="zh_TW" w:bidi="zh_TW"/>
+        </w:rPr>
+        <w:t>彼前3:10</w:t>
+      </w:r>
       <w:r>
         <w:rPr>
           <w:lang w:val="zh_TW" w:bidi="zh_TW"/>
@@ -1887,180 +1461,114 @@
         </w:rPr>
         <w:t>）（例如，形上學的二元論、多神論的張力或唯物論的自然主義）。相反，這本書的發言者只探索聖經的答案。他們解釋苦難的意義為（1）對罪的懲罰（例如，</w:t>
       </w:r>
-      <w:hyperlink r:id="rId82">
-        <w:r>
-          <w:rPr>
-            <w:lang w:val="zh_TW" w:bidi="zh_TW"/>
-          </w:rPr>
-          <w:rPr>
-            <w:color w:val="0000EE"/>
-            <w:u w:val="single"/>
-          </w:rPr>
-          <w:t>伯4:7–9</w:t>
-        </w:r>
-      </w:hyperlink>
+      <w:r>
+        <w:rPr>
+          <w:lang w:val="zh_TW" w:bidi="zh_TW"/>
+        </w:rPr>
+        <w:t>伯4:7–9</w:t>
+      </w:r>
       <w:r>
         <w:rPr>
           <w:lang w:val="zh_TW" w:bidi="zh_TW"/>
         </w:rPr>
         <w:t>）；（2）傾向於犯罪的普通人不可避免的命運（例如，</w:t>
       </w:r>
-      <w:hyperlink r:id="rId83">
-        <w:r>
-          <w:rPr>
-            <w:lang w:val="zh_TW" w:bidi="zh_TW"/>
-          </w:rPr>
-          <w:rPr>
-            <w:color w:val="0000EE"/>
-            <w:u w:val="single"/>
-          </w:rPr>
-          <w:t>15:14–16</w:t>
-        </w:r>
-      </w:hyperlink>
+      <w:r>
+        <w:rPr>
+          <w:lang w:val="zh_TW" w:bidi="zh_TW"/>
+        </w:rPr>
+        <w:t>15:14–16</w:t>
+      </w:r>
       <w:r>
         <w:rPr>
           <w:lang w:val="zh_TW" w:bidi="zh_TW"/>
         </w:rPr>
         <w:t>）；（3）神的管教（例如，</w:t>
       </w:r>
-      <w:hyperlink r:id="rId84">
-        <w:r>
-          <w:rPr>
-            <w:lang w:val="zh_TW" w:bidi="zh_TW"/>
-          </w:rPr>
-          <w:rPr>
-            <w:color w:val="0000EE"/>
-            <w:u w:val="single"/>
-          </w:rPr>
-          <w:t>5:17–18，</w:t>
-        </w:r>
-      </w:hyperlink>
-      <w:hyperlink r:id="rId85">
-        <w:r>
-          <w:rPr>
-            <w:lang w:val="zh_TW" w:bidi="zh_TW"/>
-          </w:rPr>
-          <w:rPr>
-            <w:color w:val="0000EE"/>
-            <w:u w:val="single"/>
-          </w:rPr>
-          <w:t>33:15–28，</w:t>
-        </w:r>
-      </w:hyperlink>
-      <w:hyperlink r:id="rId86">
-        <w:r>
-          <w:rPr>
-            <w:lang w:val="zh_TW" w:bidi="zh_TW"/>
-          </w:rPr>
-          <w:rPr>
-            <w:color w:val="0000EE"/>
-            <w:u w:val="single"/>
-          </w:rPr>
-          <w:t>36:8–15</w:t>
-        </w:r>
-      </w:hyperlink>
+      <w:r>
+        <w:rPr>
+          <w:lang w:val="zh_TW" w:bidi="zh_TW"/>
+        </w:rPr>
+        <w:t>5:17–18，</w:t>
+      </w:r>
+      <w:r>
+        <w:rPr>
+          <w:lang w:val="zh_TW" w:bidi="zh_TW"/>
+        </w:rPr>
+        <w:t>33:15–28，</w:t>
+      </w:r>
+      <w:r>
+        <w:rPr>
+          <w:lang w:val="zh_TW" w:bidi="zh_TW"/>
+        </w:rPr>
+        <w:t>36:8–15</w:t>
+      </w:r>
       <w:r>
         <w:rPr>
           <w:lang w:val="zh_TW" w:bidi="zh_TW"/>
         </w:rPr>
         <w:t>；見</w:t>
       </w:r>
-      <w:hyperlink r:id="rId87">
-        <w:r>
-          <w:rPr>
-            <w:lang w:val="zh_TW" w:bidi="zh_TW"/>
-          </w:rPr>
-          <w:rPr>
-            <w:color w:val="0000EE"/>
-            <w:u w:val="single"/>
-          </w:rPr>
-          <w:t>箴3:11</w:t>
-        </w:r>
-      </w:hyperlink>
+      <w:r>
+        <w:rPr>
+          <w:lang w:val="zh_TW" w:bidi="zh_TW"/>
+        </w:rPr>
+        <w:t>箴3:11</w:t>
+      </w:r>
       <w:r>
         <w:rPr>
           <w:lang w:val="zh_TW" w:bidi="zh_TW"/>
         </w:rPr>
         <w:t>；</w:t>
       </w:r>
-      <w:hyperlink r:id="rId88">
-        <w:r>
-          <w:rPr>
-            <w:lang w:val="zh_TW" w:bidi="zh_TW"/>
-          </w:rPr>
-          <w:rPr>
-            <w:color w:val="0000EE"/>
-            <w:u w:val="single"/>
-          </w:rPr>
-          <w:t>來12:2–13</w:t>
-        </w:r>
-      </w:hyperlink>
+      <w:r>
+        <w:rPr>
+          <w:lang w:val="zh_TW" w:bidi="zh_TW"/>
+        </w:rPr>
+        <w:t>來12:2–13</w:t>
+      </w:r>
       <w:r>
         <w:rPr>
           <w:lang w:val="zh_TW" w:bidi="zh_TW"/>
         </w:rPr>
         <w:t>）；（4）神隱密計劃的一部分（例如，</w:t>
       </w:r>
-      <w:hyperlink r:id="rId89">
-        <w:r>
-          <w:rPr>
-            <w:lang w:val="zh_TW" w:bidi="zh_TW"/>
-          </w:rPr>
-          <w:rPr>
-            <w:color w:val="0000EE"/>
-            <w:u w:val="single"/>
-          </w:rPr>
-          <w:t>伯11:7–8，</w:t>
-        </w:r>
-      </w:hyperlink>
-      <w:hyperlink r:id="rId90">
-        <w:r>
-          <w:rPr>
-            <w:lang w:val="zh_TW" w:bidi="zh_TW"/>
-          </w:rPr>
-          <w:rPr>
-            <w:color w:val="0000EE"/>
-            <w:u w:val="single"/>
-          </w:rPr>
-          <w:t>37:19</w:t>
-        </w:r>
-      </w:hyperlink>
+      <w:r>
+        <w:rPr>
+          <w:lang w:val="zh_TW" w:bidi="zh_TW"/>
+        </w:rPr>
+        <w:t>伯11:7–8，</w:t>
+      </w:r>
+      <w:r>
+        <w:rPr>
+          <w:lang w:val="zh_TW" w:bidi="zh_TW"/>
+        </w:rPr>
+        <w:t>37:19</w:t>
+      </w:r>
       <w:r>
         <w:rPr>
           <w:lang w:val="zh_TW" w:bidi="zh_TW"/>
         </w:rPr>
         <w:t>、</w:t>
       </w:r>
-      <w:hyperlink r:id="rId91">
-        <w:r>
-          <w:rPr>
-            <w:lang w:val="zh_TW" w:bidi="zh_TW"/>
-          </w:rPr>
-          <w:rPr>
-            <w:color w:val="0000EE"/>
-            <w:u w:val="single"/>
-          </w:rPr>
-          <w:t>23</w:t>
-        </w:r>
-      </w:hyperlink>
+      <w:r>
+        <w:rPr>
+          <w:lang w:val="zh_TW" w:bidi="zh_TW"/>
+        </w:rPr>
+        <w:t>23</w:t>
+      </w:r>
       <w:r>
         <w:rPr>
           <w:lang w:val="zh_TW" w:bidi="zh_TW"/>
         </w:rPr>
         <w:t>）；或（5）為解決天上的爭論而在地上施加的考驗（例如，</w:t>
       </w:r>
-      <w:hyperlink r:id="rId92">
-        <w:r>
-          <w:rPr>
-            <w:lang w:val="zh_TW" w:bidi="zh_TW"/>
-          </w:rPr>
-          <w:rPr>
-            <w:color w:val="0000EE"/>
-            <w:u w:val="single"/>
-          </w:rPr>
-          <w:t>1:6–12</w:t>
-        </w:r>
-      </w:hyperlink>
+      <w:r>
+        <w:rPr>
+          <w:lang w:val="zh_TW" w:bidi="zh_TW"/>
+        </w:rPr>
+        <w:t>1:6–12</w:t>
+      </w:r>
       <w:r>
         <w:rPr>
           <w:lang w:val="zh_TW" w:bidi="zh_TW"/>
@@ -2109,18 +1617,12 @@
         </w:rPr>
         <w:t>約伯記因此展示了一個複雜難測的神的形象。祂本可以拒絕撒但的建議，因為祂沒有什麼需要證明的；然而，祂選擇允許這個考驗，最終藉著人類——約伯——來彰顯祂的大能並擊敗了撒但。神從來沒有向約伯解釋背後到底發生了什麼事。相反地，神挑戰了約伯——關於他是否有質疑神聖公義完整性的權利（</w:t>
       </w:r>
-      <w:hyperlink r:id="rId93">
-        <w:r>
-          <w:rPr>
-            <w:lang w:val="zh_TW" w:bidi="zh_TW"/>
-          </w:rPr>
-          <w:rPr>
-            <w:color w:val="0000EE"/>
-            <w:u w:val="single"/>
-          </w:rPr>
-          <w:t>40:8</w:t>
-        </w:r>
-      </w:hyperlink>
+      <w:r>
+        <w:rPr>
+          <w:lang w:val="zh_TW" w:bidi="zh_TW"/>
+        </w:rPr>
+        <w:t>40:8</w:t>
+      </w:r>
       <w:r>
         <w:rPr>
           <w:lang w:val="zh_TW" w:bidi="zh_TW"/>
@@ -2141,18 +1643,12 @@
         </w:rPr>
         <w:t>度過災難的方法不僅僅是保持堅強，而是恭敬地在神面前低頭，並信靠祂的主權和良善。在災難的日子裡，無論是多麼嚴重的痛苦或多麼黑暗的迷惘，人們都可以通過敬拜神並承認祂的智慧和公義來回應神。神對人類苦難的神聖目的有時是隱藏的。最終，約伯通過他的苦難與神更加親近：「我從前風聞有你，現在親眼看見你」（</w:t>
       </w:r>
-      <w:hyperlink r:id="rId94">
-        <w:r>
-          <w:rPr>
-            <w:lang w:val="zh_TW" w:bidi="zh_TW"/>
-          </w:rPr>
-          <w:rPr>
-            <w:color w:val="0000EE"/>
-            <w:u w:val="single"/>
-          </w:rPr>
-          <w:t>42:5</w:t>
-        </w:r>
-      </w:hyperlink>
+      <w:r>
+        <w:rPr>
+          <w:lang w:val="zh_TW" w:bidi="zh_TW"/>
+        </w:rPr>
+        <w:t>42:5</w:t>
+      </w:r>
       <w:r>
         <w:rPr>
           <w:lang w:val="zh_TW" w:bidi="zh_TW"/>
